--- a/docx/02_Audit_Mobile.docx
+++ b/docx/02_Audit_Mobile.docx
@@ -2,7 +2,7 @@
 <file path=word/document.xml><?xml version="1.0" encoding="utf-8"?>
 <w:document xmlns:w="http://schemas.openxmlformats.org/wordprocessingml/2006/main" xmlns:m="http://schemas.openxmlformats.org/officeDocument/2006/math" xmlns:r="http://schemas.openxmlformats.org/officeDocument/2006/relationships" xmlns:o="urn:schemas-microsoft-com:office:office" xmlns:v="urn:schemas-microsoft-com:vml" xmlns:w10="urn:schemas-microsoft-com:office:word" xmlns:a="http://schemas.openxmlformats.org/drawingml/2006/main" xmlns:pic="http://schemas.openxmlformats.org/drawingml/2006/picture" xmlns:wp="http://schemas.openxmlformats.org/drawingml/2006/wordprocessingDrawing">
   <w:body>
-    <w:bookmarkStart w:id="17" w:name="Xadd74e0ecf559647f7ef7ed5570eb8b540f2acc"/>
+    <w:bookmarkStart w:id="18" w:name="Xadd74e0ecf559647f7ef7ed5570eb8b540f2acc"/>
     <w:p>
       <w:pPr>
         <w:pStyle w:val="Heading1"/>
@@ -519,7 +519,7 @@
     </w:p>
     <w:bookmarkEnd w:id="11"/>
     <w:bookmarkEnd w:id="12"/>
-    <w:bookmarkStart w:id="16" w:name="analyse-de-sécurité-mobile"/>
+    <w:bookmarkStart w:id="17" w:name="analyse-de-sécurité-mobile"/>
     <w:p>
       <w:pPr>
         <w:pStyle w:val="Heading2"/>
@@ -839,13 +839,13 @@
       </w:r>
     </w:p>
     <w:bookmarkEnd w:id="14"/>
-    <w:bookmarkStart w:id="15" w:name="dépendances-et-tiers"/>
+    <w:bookmarkStart w:id="15" w:name="Xb4cc78c330cb15f2bafd458f89f7085320a8b19"/>
     <w:p>
       <w:pPr>
         <w:pStyle w:val="Heading3"/>
       </w:pPr>
       <w:r>
-        <w:t xml:space="preserve">2.3 Dépendances et Tiers</w:t>
+        <w:t xml:space="preserve">2.3 Gestion de la Révocation et Perte d’Appareil</w:t>
       </w:r>
     </w:p>
     <w:p>
@@ -857,64 +857,29 @@
         </w:numPr>
       </w:pPr>
       <w:r>
-        <w:t xml:space="preserve">Librairies tierces sélectionnées selon les standards de l’ANSSI / OWASP Mobile Security :</w:t>
-      </w:r>
-    </w:p>
-    <w:p>
-      <w:pPr>
-        <w:pStyle w:val="Compact"/>
-        <w:numPr>
-          <w:ilvl w:val="1"/>
-          <w:numId w:val="1008"/>
-        </w:numPr>
-      </w:pPr>
+        <w:rPr>
+          <w:b/>
+          <w:bCs/>
+        </w:rPr>
+        <w:t xml:space="preserve">Révocation Active (Désenrôlement par l’utilisateur)</w:t>
+      </w:r>
+      <w:r>
+        <w:t xml:space="preserve"> </w:t>
+      </w:r>
+      <w:r>
+        <w:t xml:space="preserve">: L’application intègre une fonction de déconnexion volontaire qui sollicite l’API</w:t>
+      </w:r>
+      <w:r>
+        <w:t xml:space="preserve"> </w:t>
+      </w:r>
       <w:r>
         <w:rPr>
           <w:rStyle w:val="VerbatimChar"/>
         </w:rPr>
-        <w:t xml:space="preserve">com.squareup.okhttp3</w:t>
-      </w:r>
-      <w:r>
-        <w:t xml:space="preserve"> </w:t>
-      </w:r>
-      <w:r>
-        <w:t xml:space="preserve">/</w:t>
-      </w:r>
-      <w:r>
-        <w:t xml:space="preserve"> </w:t>
-      </w:r>
-      <w:r>
-        <w:rPr>
-          <w:rStyle w:val="VerbatimChar"/>
-        </w:rPr>
-        <w:t xml:space="preserve">retrofit2</w:t>
-      </w:r>
-      <w:r>
-        <w:t xml:space="preserve"> </w:t>
-      </w:r>
-      <w:r>
-        <w:t xml:space="preserve">: Communications HTTP sécurisées sans dépendances superflues.</w:t>
-      </w:r>
-    </w:p>
-    <w:p>
-      <w:pPr>
-        <w:pStyle w:val="Compact"/>
-        <w:numPr>
-          <w:ilvl w:val="1"/>
-          <w:numId w:val="1008"/>
-        </w:numPr>
-      </w:pPr>
-      <w:r>
-        <w:rPr>
-          <w:rStyle w:val="VerbatimChar"/>
-        </w:rPr>
-        <w:t xml:space="preserve">com.google.mlkit:barcode-scanning</w:t>
-      </w:r>
-      <w:r>
-        <w:t xml:space="preserve"> </w:t>
-      </w:r>
-      <w:r>
-        <w:t xml:space="preserve">: Traitement local on-device (aucun appel réseau vers Google Cloud pour le décodage des codes-barres).</w:t>
+        <w:t xml:space="preserve">/revoke-terminal</w:t>
+      </w:r>
+      <w:r>
+        <w:t xml:space="preserve">, révoquant immédiatement le jeton d’accès côté serveur, détruisant les clés matérielles du Keystore et vidant intégralement le répertoire de cache.</w:t>
       </w:r>
     </w:p>
     <w:p>
@@ -926,12 +891,144 @@
         </w:numPr>
       </w:pPr>
       <w:r>
+        <w:rPr>
+          <w:b/>
+          <w:bCs/>
+        </w:rPr>
+        <w:t xml:space="preserve">Révocation Subie (Interdiction côté Serveur / Perte / Vol)</w:t>
+      </w:r>
+      <w:r>
+        <w:t xml:space="preserve"> </w:t>
+      </w:r>
+      <w:r>
+        <w:t xml:space="preserve">: À chaque tentative d’interaction ou de synchronisation, l’application vérifie son statut (</w:t>
+      </w:r>
+      <w:r>
+        <w:rPr>
+          <w:rStyle w:val="VerbatimChar"/>
+        </w:rPr>
+        <w:t xml:space="preserve">/check-auth</w:t>
+      </w:r>
+      <w:r>
+        <w:t xml:space="preserve">). Si le terminal a été révoqué par la DSI, le serveur renvoie une erreur HTTP 401. L’application bloque immédiatement l’interface utilisateur, détruit les secrets résiduels et bascule sur l’écran d’enrôlement initial.</w:t>
+      </w:r>
+    </w:p>
+    <w:p>
+      <w:pPr>
+        <w:pStyle w:val="Compact"/>
+        <w:numPr>
+          <w:ilvl w:val="0"/>
+          <w:numId w:val="1007"/>
+        </w:numPr>
+      </w:pPr>
+      <w:r>
+        <w:rPr>
+          <w:b/>
+          <w:bCs/>
+        </w:rPr>
+        <w:t xml:space="preserve">Désinstallation de l’Application</w:t>
+      </w:r>
+      <w:r>
+        <w:t xml:space="preserve"> </w:t>
+      </w:r>
+      <w:r>
+        <w:t xml:space="preserve">: La suppression de l’application entraîne l’effacement irrémédiable de son conteneur isolé (sandbox), supprimant tout secret d’authentification sans persistance dans le système.</w:t>
+      </w:r>
+    </w:p>
+    <w:bookmarkEnd w:id="15"/>
+    <w:bookmarkStart w:id="16" w:name="dépendances-et-tiers"/>
+    <w:p>
+      <w:pPr>
+        <w:pStyle w:val="Heading3"/>
+      </w:pPr>
+      <w:r>
+        <w:t xml:space="preserve">2.4 Dépendances et Tiers</w:t>
+      </w:r>
+    </w:p>
+    <w:p>
+      <w:pPr>
+        <w:pStyle w:val="Compact"/>
+        <w:numPr>
+          <w:ilvl w:val="0"/>
+          <w:numId w:val="1008"/>
+        </w:numPr>
+      </w:pPr>
+      <w:r>
+        <w:t xml:space="preserve">Librairies tierces sélectionnées selon les standards de l’ANSSI / OWASP Mobile Security :</w:t>
+      </w:r>
+    </w:p>
+    <w:p>
+      <w:pPr>
+        <w:pStyle w:val="Compact"/>
+        <w:numPr>
+          <w:ilvl w:val="1"/>
+          <w:numId w:val="1009"/>
+        </w:numPr>
+      </w:pPr>
+      <w:r>
+        <w:rPr>
+          <w:rStyle w:val="VerbatimChar"/>
+        </w:rPr>
+        <w:t xml:space="preserve">com.squareup.okhttp3</w:t>
+      </w:r>
+      <w:r>
+        <w:t xml:space="preserve"> </w:t>
+      </w:r>
+      <w:r>
+        <w:t xml:space="preserve">/</w:t>
+      </w:r>
+      <w:r>
+        <w:t xml:space="preserve"> </w:t>
+      </w:r>
+      <w:r>
+        <w:rPr>
+          <w:rStyle w:val="VerbatimChar"/>
+        </w:rPr>
+        <w:t xml:space="preserve">retrofit2</w:t>
+      </w:r>
+      <w:r>
+        <w:t xml:space="preserve"> </w:t>
+      </w:r>
+      <w:r>
+        <w:t xml:space="preserve">: Communications HTTP sécurisées sans dépendances superflues.</w:t>
+      </w:r>
+    </w:p>
+    <w:p>
+      <w:pPr>
+        <w:pStyle w:val="Compact"/>
+        <w:numPr>
+          <w:ilvl w:val="1"/>
+          <w:numId w:val="1009"/>
+        </w:numPr>
+      </w:pPr>
+      <w:r>
+        <w:rPr>
+          <w:rStyle w:val="VerbatimChar"/>
+        </w:rPr>
+        <w:t xml:space="preserve">com.google.mlkit:barcode-scanning</w:t>
+      </w:r>
+      <w:r>
+        <w:t xml:space="preserve"> </w:t>
+      </w:r>
+      <w:r>
+        <w:t xml:space="preserve">: Traitement local on-device (aucun appel réseau vers Google Cloud pour le décodage des codes-barres).</w:t>
+      </w:r>
+    </w:p>
+    <w:p>
+      <w:pPr>
+        <w:pStyle w:val="Compact"/>
+        <w:numPr>
+          <w:ilvl w:val="0"/>
+          <w:numId w:val="1008"/>
+        </w:numPr>
+      </w:pPr>
+      <w:r>
         <w:t xml:space="preserve">Absence totale de SDK publicitaires, de trackers analytics tiers (Google Analytics, Firebase Crashlytics commercial) ou de frameworks de monétisation.</w:t>
       </w:r>
     </w:p>
-    <w:bookmarkEnd w:id="15"/>
     <w:bookmarkEnd w:id="16"/>
     <w:bookmarkEnd w:id="17"/>
+    <w:bookmarkEnd w:id="18"/>
     <w:sectPr>
       <w:footnotePr>
         <w:numRestart w:val="eachSect"/>
@@ -1170,6 +1267,9 @@
     <w:abstractNumId w:val="991"/>
   </w:num>
   <w:num w:numId="1008">
+    <w:abstractNumId w:val="991"/>
+  </w:num>
+  <w:num w:numId="1009">
     <w:abstractNumId w:val="991"/>
   </w:num>
 </w:numbering>
